--- a/sesion_08_dnp3_i/recursos/Guía DNP3 - Manual ENCERT.docx
+++ b/sesion_08_dnp3_i/recursos/Guía DNP3 - Manual ENCERT.docx
@@ -142,20 +142,1573 @@
         <w:br w:type="page"/>
       </w:r>
     </w:p>
+    <w:sdt>
+      <w:sdtPr>
+        <w:rPr>
+          <w:lang w:val="es-ES"/>
+        </w:rPr>
+        <w:id w:val="-1070570143"/>
+        <w:docPartObj>
+          <w:docPartGallery w:val="Table of Contents"/>
+          <w:docPartUnique/>
+        </w:docPartObj>
+      </w:sdtPr>
+      <w:sdtEndPr>
+        <w:rPr>
+          <w:rFonts w:asciiTheme="minorHAnsi" w:eastAsiaTheme="minorEastAsia" w:hAnsiTheme="minorHAnsi" w:cstheme="minorBidi"/>
+          <w:color w:val="auto"/>
+          <w:sz w:val="22"/>
+          <w:szCs w:val="22"/>
+        </w:rPr>
+      </w:sdtEndPr>
+      <w:sdtContent>
+        <w:p>
+          <w:pPr>
+            <w:pStyle w:val="TtuloTDC"/>
+            <w:rPr>
+              <w:color w:val="auto"/>
+            </w:rPr>
+          </w:pPr>
+          <w:r>
+            <w:rPr>
+              <w:color w:val="auto"/>
+              <w:lang w:val="es-ES"/>
+            </w:rPr>
+            <w:t>Contenido</w:t>
+          </w:r>
+        </w:p>
+        <w:p>
+          <w:pPr>
+            <w:pStyle w:val="TDC1"/>
+            <w:tabs>
+              <w:tab w:val="right" w:leader="dot" w:pos="8630"/>
+            </w:tabs>
+            <w:rPr>
+              <w:noProof/>
+              <w:lang w:eastAsia="es-CO"/>
+            </w:rPr>
+          </w:pPr>
+          <w:r>
+            <w:fldChar w:fldCharType="begin"/>
+          </w:r>
+          <w:r>
+            <w:instrText xml:space="preserve"> TOC \o "1-3" \h \z \u </w:instrText>
+          </w:r>
+          <w:r>
+            <w:fldChar w:fldCharType="separate"/>
+          </w:r>
+          <w:hyperlink w:anchor="_Toc222001978" w:history="1">
+            <w:r>
+              <w:rPr>
+                <w:rStyle w:val="Hipervnculo"/>
+                <w:noProof/>
+              </w:rPr>
+              <w:t>¿Qué es DNP3?</w:t>
+            </w:r>
+            <w:r>
+              <w:rPr>
+                <w:noProof/>
+                <w:webHidden/>
+              </w:rPr>
+              <w:tab/>
+            </w:r>
+            <w:r>
+              <w:rPr>
+                <w:noProof/>
+                <w:webHidden/>
+              </w:rPr>
+              <w:fldChar w:fldCharType="begin"/>
+            </w:r>
+            <w:r>
+              <w:rPr>
+                <w:noProof/>
+                <w:webHidden/>
+              </w:rPr>
+              <w:instrText xml:space="preserve"> PAGEREF _Toc222001978 \h </w:instrText>
+            </w:r>
+            <w:r>
+              <w:rPr>
+                <w:noProof/>
+                <w:webHidden/>
+              </w:rPr>
+            </w:r>
+            <w:r>
+              <w:rPr>
+                <w:noProof/>
+                <w:webHidden/>
+              </w:rPr>
+              <w:fldChar w:fldCharType="separate"/>
+            </w:r>
+            <w:r>
+              <w:rPr>
+                <w:noProof/>
+                <w:webHidden/>
+              </w:rPr>
+              <w:t>3</w:t>
+            </w:r>
+            <w:r>
+              <w:rPr>
+                <w:noProof/>
+                <w:webHidden/>
+              </w:rPr>
+              <w:fldChar w:fldCharType="end"/>
+            </w:r>
+          </w:hyperlink>
+        </w:p>
+        <w:p>
+          <w:pPr>
+            <w:pStyle w:val="TDC2"/>
+            <w:tabs>
+              <w:tab w:val="right" w:leader="dot" w:pos="8630"/>
+            </w:tabs>
+            <w:rPr>
+              <w:noProof/>
+              <w:lang w:eastAsia="es-CO"/>
+            </w:rPr>
+          </w:pPr>
+          <w:hyperlink w:anchor="_Toc222001979" w:history="1">
+            <w:r>
+              <w:rPr>
+                <w:rStyle w:val="Hipervnculo"/>
+                <w:noProof/>
+                <w:lang w:eastAsia="es-CO"/>
+              </w:rPr>
+              <w:t>Arquitectura de DNP3</w:t>
+            </w:r>
+            <w:r>
+              <w:rPr>
+                <w:noProof/>
+                <w:webHidden/>
+              </w:rPr>
+              <w:tab/>
+            </w:r>
+            <w:r>
+              <w:rPr>
+                <w:noProof/>
+                <w:webHidden/>
+              </w:rPr>
+              <w:fldChar w:fldCharType="begin"/>
+            </w:r>
+            <w:r>
+              <w:rPr>
+                <w:noProof/>
+                <w:webHidden/>
+              </w:rPr>
+              <w:instrText xml:space="preserve"> PAGEREF _Toc222001979 \h </w:instrText>
+            </w:r>
+            <w:r>
+              <w:rPr>
+                <w:noProof/>
+                <w:webHidden/>
+              </w:rPr>
+            </w:r>
+            <w:r>
+              <w:rPr>
+                <w:noProof/>
+                <w:webHidden/>
+              </w:rPr>
+              <w:fldChar w:fldCharType="separate"/>
+            </w:r>
+            <w:r>
+              <w:rPr>
+                <w:noProof/>
+                <w:webHidden/>
+              </w:rPr>
+              <w:t>3</w:t>
+            </w:r>
+            <w:r>
+              <w:rPr>
+                <w:noProof/>
+                <w:webHidden/>
+              </w:rPr>
+              <w:fldChar w:fldCharType="end"/>
+            </w:r>
+          </w:hyperlink>
+        </w:p>
+        <w:p>
+          <w:pPr>
+            <w:pStyle w:val="TDC3"/>
+            <w:tabs>
+              <w:tab w:val="right" w:leader="dot" w:pos="8630"/>
+            </w:tabs>
+            <w:rPr>
+              <w:noProof/>
+              <w:lang w:eastAsia="es-CO"/>
+            </w:rPr>
+          </w:pPr>
+          <w:hyperlink w:anchor="_Toc222001980" w:history="1">
+            <w:r>
+              <w:rPr>
+                <w:rStyle w:val="Hipervnculo"/>
+                <w:noProof/>
+              </w:rPr>
+              <w:t>Estructura del Frame DNP3 (Data Link Layer)</w:t>
+            </w:r>
+            <w:r>
+              <w:rPr>
+                <w:noProof/>
+                <w:webHidden/>
+              </w:rPr>
+              <w:tab/>
+            </w:r>
+            <w:r>
+              <w:rPr>
+                <w:noProof/>
+                <w:webHidden/>
+              </w:rPr>
+              <w:fldChar w:fldCharType="begin"/>
+            </w:r>
+            <w:r>
+              <w:rPr>
+                <w:noProof/>
+                <w:webHidden/>
+              </w:rPr>
+              <w:instrText xml:space="preserve"> PAGEREF _Toc222001980 \h </w:instrText>
+            </w:r>
+            <w:r>
+              <w:rPr>
+                <w:noProof/>
+                <w:webHidden/>
+              </w:rPr>
+            </w:r>
+            <w:r>
+              <w:rPr>
+                <w:noProof/>
+                <w:webHidden/>
+              </w:rPr>
+              <w:fldChar w:fldCharType="separate"/>
+            </w:r>
+            <w:r>
+              <w:rPr>
+                <w:noProof/>
+                <w:webHidden/>
+              </w:rPr>
+              <w:t>3</w:t>
+            </w:r>
+            <w:r>
+              <w:rPr>
+                <w:noProof/>
+                <w:webHidden/>
+              </w:rPr>
+              <w:fldChar w:fldCharType="end"/>
+            </w:r>
+          </w:hyperlink>
+        </w:p>
+        <w:p>
+          <w:pPr>
+            <w:pStyle w:val="TDC1"/>
+            <w:tabs>
+              <w:tab w:val="right" w:leader="dot" w:pos="8630"/>
+            </w:tabs>
+            <w:rPr>
+              <w:noProof/>
+              <w:lang w:eastAsia="es-CO"/>
+            </w:rPr>
+          </w:pPr>
+          <w:hyperlink w:anchor="_Toc222001981" w:history="1">
+            <w:r>
+              <w:rPr>
+                <w:rStyle w:val="Hipervnculo"/>
+                <w:noProof/>
+              </w:rPr>
+              <w:t>DEFINICIÓN DE OBJETOS:</w:t>
+            </w:r>
+            <w:r>
+              <w:rPr>
+                <w:noProof/>
+                <w:webHidden/>
+              </w:rPr>
+              <w:tab/>
+            </w:r>
+            <w:r>
+              <w:rPr>
+                <w:noProof/>
+                <w:webHidden/>
+              </w:rPr>
+              <w:fldChar w:fldCharType="begin"/>
+            </w:r>
+            <w:r>
+              <w:rPr>
+                <w:noProof/>
+                <w:webHidden/>
+              </w:rPr>
+              <w:instrText xml:space="preserve"> PAGEREF _Toc222001981 \h </w:instrText>
+            </w:r>
+            <w:r>
+              <w:rPr>
+                <w:noProof/>
+                <w:webHidden/>
+              </w:rPr>
+            </w:r>
+            <w:r>
+              <w:rPr>
+                <w:noProof/>
+                <w:webHidden/>
+              </w:rPr>
+              <w:fldChar w:fldCharType="separate"/>
+            </w:r>
+            <w:r>
+              <w:rPr>
+                <w:noProof/>
+                <w:webHidden/>
+              </w:rPr>
+              <w:t>4</w:t>
+            </w:r>
+            <w:r>
+              <w:rPr>
+                <w:noProof/>
+                <w:webHidden/>
+              </w:rPr>
+              <w:fldChar w:fldCharType="end"/>
+            </w:r>
+          </w:hyperlink>
+        </w:p>
+        <w:p>
+          <w:pPr>
+            <w:pStyle w:val="TDC2"/>
+            <w:tabs>
+              <w:tab w:val="right" w:leader="dot" w:pos="8630"/>
+            </w:tabs>
+            <w:rPr>
+              <w:noProof/>
+              <w:lang w:eastAsia="es-CO"/>
+            </w:rPr>
+          </w:pPr>
+          <w:hyperlink w:anchor="_Toc222001982" w:history="1">
+            <w:r>
+              <w:rPr>
+                <w:rStyle w:val="Hipervnculo"/>
+                <w:noProof/>
+              </w:rPr>
+              <w:t>VARIABLES BOOLEANAS (Binary Inputs)</w:t>
+            </w:r>
+            <w:r>
+              <w:rPr>
+                <w:noProof/>
+                <w:webHidden/>
+              </w:rPr>
+              <w:tab/>
+            </w:r>
+            <w:r>
+              <w:rPr>
+                <w:noProof/>
+                <w:webHidden/>
+              </w:rPr>
+              <w:fldChar w:fldCharType="begin"/>
+            </w:r>
+            <w:r>
+              <w:rPr>
+                <w:noProof/>
+                <w:webHidden/>
+              </w:rPr>
+              <w:instrText xml:space="preserve"> PAGEREF _Toc222001982 \h </w:instrText>
+            </w:r>
+            <w:r>
+              <w:rPr>
+                <w:noProof/>
+                <w:webHidden/>
+              </w:rPr>
+            </w:r>
+            <w:r>
+              <w:rPr>
+                <w:noProof/>
+                <w:webHidden/>
+              </w:rPr>
+              <w:fldChar w:fldCharType="separate"/>
+            </w:r>
+            <w:r>
+              <w:rPr>
+                <w:noProof/>
+                <w:webHidden/>
+              </w:rPr>
+              <w:t>4</w:t>
+            </w:r>
+            <w:r>
+              <w:rPr>
+                <w:noProof/>
+                <w:webHidden/>
+              </w:rPr>
+              <w:fldChar w:fldCharType="end"/>
+            </w:r>
+          </w:hyperlink>
+        </w:p>
+        <w:p>
+          <w:pPr>
+            <w:pStyle w:val="TDC3"/>
+            <w:tabs>
+              <w:tab w:val="right" w:leader="dot" w:pos="8630"/>
+            </w:tabs>
+            <w:rPr>
+              <w:noProof/>
+              <w:lang w:eastAsia="es-CO"/>
+            </w:rPr>
+          </w:pPr>
+          <w:hyperlink w:anchor="_Toc222001983" w:history="1">
+            <w:r>
+              <w:rPr>
+                <w:rStyle w:val="Hipervnculo"/>
+                <w:noProof/>
+                <w:lang w:eastAsia="es-CO"/>
+              </w:rPr>
+              <w:t>Grupo 1 – Binary Input (Estático).</w:t>
+            </w:r>
+            <w:r>
+              <w:rPr>
+                <w:noProof/>
+                <w:webHidden/>
+              </w:rPr>
+              <w:tab/>
+            </w:r>
+            <w:r>
+              <w:rPr>
+                <w:noProof/>
+                <w:webHidden/>
+              </w:rPr>
+              <w:fldChar w:fldCharType="begin"/>
+            </w:r>
+            <w:r>
+              <w:rPr>
+                <w:noProof/>
+                <w:webHidden/>
+              </w:rPr>
+              <w:instrText xml:space="preserve"> PAGEREF _Toc222001983 \h </w:instrText>
+            </w:r>
+            <w:r>
+              <w:rPr>
+                <w:noProof/>
+                <w:webHidden/>
+              </w:rPr>
+            </w:r>
+            <w:r>
+              <w:rPr>
+                <w:noProof/>
+                <w:webHidden/>
+              </w:rPr>
+              <w:fldChar w:fldCharType="separate"/>
+            </w:r>
+            <w:r>
+              <w:rPr>
+                <w:noProof/>
+                <w:webHidden/>
+              </w:rPr>
+              <w:t>4</w:t>
+            </w:r>
+            <w:r>
+              <w:rPr>
+                <w:noProof/>
+                <w:webHidden/>
+              </w:rPr>
+              <w:fldChar w:fldCharType="end"/>
+            </w:r>
+          </w:hyperlink>
+        </w:p>
+        <w:p>
+          <w:pPr>
+            <w:pStyle w:val="TDC3"/>
+            <w:tabs>
+              <w:tab w:val="right" w:leader="dot" w:pos="8630"/>
+            </w:tabs>
+            <w:rPr>
+              <w:noProof/>
+              <w:lang w:eastAsia="es-CO"/>
+            </w:rPr>
+          </w:pPr>
+          <w:hyperlink w:anchor="_Toc222001984" w:history="1">
+            <w:r>
+              <w:rPr>
+                <w:rStyle w:val="Hipervnculo"/>
+                <w:noProof/>
+              </w:rPr>
+              <w:t>Grupo 2 – Binary Input Event.</w:t>
+            </w:r>
+            <w:r>
+              <w:rPr>
+                <w:noProof/>
+                <w:webHidden/>
+              </w:rPr>
+              <w:tab/>
+            </w:r>
+            <w:r>
+              <w:rPr>
+                <w:noProof/>
+                <w:webHidden/>
+              </w:rPr>
+              <w:fldChar w:fldCharType="begin"/>
+            </w:r>
+            <w:r>
+              <w:rPr>
+                <w:noProof/>
+                <w:webHidden/>
+              </w:rPr>
+              <w:instrText xml:space="preserve"> PAGEREF _Toc222001984 \h </w:instrText>
+            </w:r>
+            <w:r>
+              <w:rPr>
+                <w:noProof/>
+                <w:webHidden/>
+              </w:rPr>
+            </w:r>
+            <w:r>
+              <w:rPr>
+                <w:noProof/>
+                <w:webHidden/>
+              </w:rPr>
+              <w:fldChar w:fldCharType="separate"/>
+            </w:r>
+            <w:r>
+              <w:rPr>
+                <w:noProof/>
+                <w:webHidden/>
+              </w:rPr>
+              <w:t>4</w:t>
+            </w:r>
+            <w:r>
+              <w:rPr>
+                <w:noProof/>
+                <w:webHidden/>
+              </w:rPr>
+              <w:fldChar w:fldCharType="end"/>
+            </w:r>
+          </w:hyperlink>
+        </w:p>
+        <w:p>
+          <w:pPr>
+            <w:pStyle w:val="TDC2"/>
+            <w:tabs>
+              <w:tab w:val="right" w:leader="dot" w:pos="8630"/>
+            </w:tabs>
+            <w:rPr>
+              <w:noProof/>
+              <w:lang w:eastAsia="es-CO"/>
+            </w:rPr>
+          </w:pPr>
+          <w:hyperlink w:anchor="_Toc222001985" w:history="1">
+            <w:r>
+              <w:rPr>
+                <w:rStyle w:val="Hipervnculo"/>
+                <w:noProof/>
+              </w:rPr>
+              <w:t>VARIABLES ANALÓGICAS (Analog Inputs)</w:t>
+            </w:r>
+            <w:r>
+              <w:rPr>
+                <w:noProof/>
+                <w:webHidden/>
+              </w:rPr>
+              <w:tab/>
+            </w:r>
+            <w:r>
+              <w:rPr>
+                <w:noProof/>
+                <w:webHidden/>
+              </w:rPr>
+              <w:fldChar w:fldCharType="begin"/>
+            </w:r>
+            <w:r>
+              <w:rPr>
+                <w:noProof/>
+                <w:webHidden/>
+              </w:rPr>
+              <w:instrText xml:space="preserve"> PAGEREF _Toc222001985 \h </w:instrText>
+            </w:r>
+            <w:r>
+              <w:rPr>
+                <w:noProof/>
+                <w:webHidden/>
+              </w:rPr>
+            </w:r>
+            <w:r>
+              <w:rPr>
+                <w:noProof/>
+                <w:webHidden/>
+              </w:rPr>
+              <w:fldChar w:fldCharType="separate"/>
+            </w:r>
+            <w:r>
+              <w:rPr>
+                <w:noProof/>
+                <w:webHidden/>
+              </w:rPr>
+              <w:t>5</w:t>
+            </w:r>
+            <w:r>
+              <w:rPr>
+                <w:noProof/>
+                <w:webHidden/>
+              </w:rPr>
+              <w:fldChar w:fldCharType="end"/>
+            </w:r>
+          </w:hyperlink>
+        </w:p>
+        <w:p>
+          <w:pPr>
+            <w:pStyle w:val="TDC3"/>
+            <w:tabs>
+              <w:tab w:val="right" w:leader="dot" w:pos="8630"/>
+            </w:tabs>
+            <w:rPr>
+              <w:noProof/>
+              <w:lang w:eastAsia="es-CO"/>
+            </w:rPr>
+          </w:pPr>
+          <w:hyperlink w:anchor="_Toc222001986" w:history="1">
+            <w:r>
+              <w:rPr>
+                <w:rStyle w:val="Hipervnculo"/>
+                <w:noProof/>
+              </w:rPr>
+              <w:t>Grupo 30 – Analog Input (Estático).</w:t>
+            </w:r>
+            <w:r>
+              <w:rPr>
+                <w:noProof/>
+                <w:webHidden/>
+              </w:rPr>
+              <w:tab/>
+            </w:r>
+            <w:r>
+              <w:rPr>
+                <w:noProof/>
+                <w:webHidden/>
+              </w:rPr>
+              <w:fldChar w:fldCharType="begin"/>
+            </w:r>
+            <w:r>
+              <w:rPr>
+                <w:noProof/>
+                <w:webHidden/>
+              </w:rPr>
+              <w:instrText xml:space="preserve"> PAGEREF _Toc222001986 \h </w:instrText>
+            </w:r>
+            <w:r>
+              <w:rPr>
+                <w:noProof/>
+                <w:webHidden/>
+              </w:rPr>
+            </w:r>
+            <w:r>
+              <w:rPr>
+                <w:noProof/>
+                <w:webHidden/>
+              </w:rPr>
+              <w:fldChar w:fldCharType="separate"/>
+            </w:r>
+            <w:r>
+              <w:rPr>
+                <w:noProof/>
+                <w:webHidden/>
+              </w:rPr>
+              <w:t>5</w:t>
+            </w:r>
+            <w:r>
+              <w:rPr>
+                <w:noProof/>
+                <w:webHidden/>
+              </w:rPr>
+              <w:fldChar w:fldCharType="end"/>
+            </w:r>
+          </w:hyperlink>
+        </w:p>
+        <w:p>
+          <w:pPr>
+            <w:pStyle w:val="TDC3"/>
+            <w:tabs>
+              <w:tab w:val="right" w:leader="dot" w:pos="8630"/>
+            </w:tabs>
+            <w:rPr>
+              <w:noProof/>
+              <w:lang w:eastAsia="es-CO"/>
+            </w:rPr>
+          </w:pPr>
+          <w:hyperlink w:anchor="_Toc222001987" w:history="1">
+            <w:r>
+              <w:rPr>
+                <w:rStyle w:val="Hipervnculo"/>
+                <w:noProof/>
+                <w:lang w:eastAsia="es-CO"/>
+              </w:rPr>
+              <w:t>Grupo 32 – Analog Input Event.</w:t>
+            </w:r>
+            <w:r>
+              <w:rPr>
+                <w:noProof/>
+                <w:webHidden/>
+              </w:rPr>
+              <w:tab/>
+            </w:r>
+            <w:r>
+              <w:rPr>
+                <w:noProof/>
+                <w:webHidden/>
+              </w:rPr>
+              <w:fldChar w:fldCharType="begin"/>
+            </w:r>
+            <w:r>
+              <w:rPr>
+                <w:noProof/>
+                <w:webHidden/>
+              </w:rPr>
+              <w:instrText xml:space="preserve"> PAGEREF _Toc222001987 \h </w:instrText>
+            </w:r>
+            <w:r>
+              <w:rPr>
+                <w:noProof/>
+                <w:webHidden/>
+              </w:rPr>
+            </w:r>
+            <w:r>
+              <w:rPr>
+                <w:noProof/>
+                <w:webHidden/>
+              </w:rPr>
+              <w:fldChar w:fldCharType="separate"/>
+            </w:r>
+            <w:r>
+              <w:rPr>
+                <w:noProof/>
+                <w:webHidden/>
+              </w:rPr>
+              <w:t>5</w:t>
+            </w:r>
+            <w:r>
+              <w:rPr>
+                <w:noProof/>
+                <w:webHidden/>
+              </w:rPr>
+              <w:fldChar w:fldCharType="end"/>
+            </w:r>
+          </w:hyperlink>
+        </w:p>
+        <w:p>
+          <w:pPr>
+            <w:pStyle w:val="TDC2"/>
+            <w:tabs>
+              <w:tab w:val="right" w:leader="dot" w:pos="8630"/>
+            </w:tabs>
+            <w:rPr>
+              <w:noProof/>
+              <w:lang w:eastAsia="es-CO"/>
+            </w:rPr>
+          </w:pPr>
+          <w:hyperlink w:anchor="_Toc222001988" w:history="1">
+            <w:r>
+              <w:rPr>
+                <w:rStyle w:val="Hipervnculo"/>
+                <w:noProof/>
+              </w:rPr>
+              <w:t>COMANDOS BOOLEANOS</w:t>
+            </w:r>
+            <w:r>
+              <w:rPr>
+                <w:rStyle w:val="Hipervnculo"/>
+                <w:noProof/>
+              </w:rPr>
+              <w:t xml:space="preserve"> </w:t>
+            </w:r>
+            <w:r>
+              <w:rPr>
+                <w:rStyle w:val="Hipervnculo"/>
+                <w:noProof/>
+              </w:rPr>
+              <w:t>(Binary Outputs)</w:t>
+            </w:r>
+            <w:r>
+              <w:rPr>
+                <w:noProof/>
+                <w:webHidden/>
+              </w:rPr>
+              <w:tab/>
+            </w:r>
+            <w:r>
+              <w:rPr>
+                <w:noProof/>
+                <w:webHidden/>
+              </w:rPr>
+              <w:fldChar w:fldCharType="begin"/>
+            </w:r>
+            <w:r>
+              <w:rPr>
+                <w:noProof/>
+                <w:webHidden/>
+              </w:rPr>
+              <w:instrText xml:space="preserve"> PAGEREF _Toc222001988 \h </w:instrText>
+            </w:r>
+            <w:r>
+              <w:rPr>
+                <w:noProof/>
+                <w:webHidden/>
+              </w:rPr>
+            </w:r>
+            <w:r>
+              <w:rPr>
+                <w:noProof/>
+                <w:webHidden/>
+              </w:rPr>
+              <w:fldChar w:fldCharType="separate"/>
+            </w:r>
+            <w:r>
+              <w:rPr>
+                <w:noProof/>
+                <w:webHidden/>
+              </w:rPr>
+              <w:t>5</w:t>
+            </w:r>
+            <w:r>
+              <w:rPr>
+                <w:noProof/>
+                <w:webHidden/>
+              </w:rPr>
+              <w:fldChar w:fldCharType="end"/>
+            </w:r>
+          </w:hyperlink>
+        </w:p>
+        <w:p>
+          <w:pPr>
+            <w:pStyle w:val="TDC3"/>
+            <w:tabs>
+              <w:tab w:val="right" w:leader="dot" w:pos="8630"/>
+            </w:tabs>
+            <w:rPr>
+              <w:noProof/>
+              <w:lang w:eastAsia="es-CO"/>
+            </w:rPr>
+          </w:pPr>
+          <w:hyperlink w:anchor="_Toc222001989" w:history="1">
+            <w:r>
+              <w:rPr>
+                <w:rStyle w:val="Hipervnculo"/>
+                <w:noProof/>
+                <w:lang w:eastAsia="es-CO"/>
+              </w:rPr>
+              <w:t>Grupo 10 – Binary Output (Estático).</w:t>
+            </w:r>
+            <w:r>
+              <w:rPr>
+                <w:noProof/>
+                <w:webHidden/>
+              </w:rPr>
+              <w:tab/>
+            </w:r>
+            <w:r>
+              <w:rPr>
+                <w:noProof/>
+                <w:webHidden/>
+              </w:rPr>
+              <w:fldChar w:fldCharType="begin"/>
+            </w:r>
+            <w:r>
+              <w:rPr>
+                <w:noProof/>
+                <w:webHidden/>
+              </w:rPr>
+              <w:instrText xml:space="preserve"> PAGEREF _Toc222001989 \h </w:instrText>
+            </w:r>
+            <w:r>
+              <w:rPr>
+                <w:noProof/>
+                <w:webHidden/>
+              </w:rPr>
+            </w:r>
+            <w:r>
+              <w:rPr>
+                <w:noProof/>
+                <w:webHidden/>
+              </w:rPr>
+              <w:fldChar w:fldCharType="separate"/>
+            </w:r>
+            <w:r>
+              <w:rPr>
+                <w:noProof/>
+                <w:webHidden/>
+              </w:rPr>
+              <w:t>5</w:t>
+            </w:r>
+            <w:r>
+              <w:rPr>
+                <w:noProof/>
+                <w:webHidden/>
+              </w:rPr>
+              <w:fldChar w:fldCharType="end"/>
+            </w:r>
+          </w:hyperlink>
+        </w:p>
+        <w:p>
+          <w:pPr>
+            <w:pStyle w:val="TDC3"/>
+            <w:tabs>
+              <w:tab w:val="right" w:leader="dot" w:pos="8630"/>
+            </w:tabs>
+            <w:rPr>
+              <w:noProof/>
+              <w:lang w:eastAsia="es-CO"/>
+            </w:rPr>
+          </w:pPr>
+          <w:hyperlink w:anchor="_Toc222001990" w:history="1">
+            <w:r>
+              <w:rPr>
+                <w:rStyle w:val="Hipervnculo"/>
+                <w:noProof/>
+                <w:lang w:eastAsia="es-CO"/>
+              </w:rPr>
+              <w:t>Grupo 11 – Binary Output Event.</w:t>
+            </w:r>
+            <w:r>
+              <w:rPr>
+                <w:noProof/>
+                <w:webHidden/>
+              </w:rPr>
+              <w:tab/>
+            </w:r>
+            <w:r>
+              <w:rPr>
+                <w:noProof/>
+                <w:webHidden/>
+              </w:rPr>
+              <w:fldChar w:fldCharType="begin"/>
+            </w:r>
+            <w:r>
+              <w:rPr>
+                <w:noProof/>
+                <w:webHidden/>
+              </w:rPr>
+              <w:instrText xml:space="preserve"> PAGEREF _Toc222001990 \h </w:instrText>
+            </w:r>
+            <w:r>
+              <w:rPr>
+                <w:noProof/>
+                <w:webHidden/>
+              </w:rPr>
+            </w:r>
+            <w:r>
+              <w:rPr>
+                <w:noProof/>
+                <w:webHidden/>
+              </w:rPr>
+              <w:fldChar w:fldCharType="separate"/>
+            </w:r>
+            <w:r>
+              <w:rPr>
+                <w:noProof/>
+                <w:webHidden/>
+              </w:rPr>
+              <w:t>5</w:t>
+            </w:r>
+            <w:r>
+              <w:rPr>
+                <w:noProof/>
+                <w:webHidden/>
+              </w:rPr>
+              <w:fldChar w:fldCharType="end"/>
+            </w:r>
+          </w:hyperlink>
+        </w:p>
+        <w:p>
+          <w:pPr>
+            <w:pStyle w:val="TDC2"/>
+            <w:tabs>
+              <w:tab w:val="right" w:leader="dot" w:pos="8630"/>
+            </w:tabs>
+            <w:rPr>
+              <w:noProof/>
+              <w:lang w:eastAsia="es-CO"/>
+            </w:rPr>
+          </w:pPr>
+          <w:hyperlink w:anchor="_Toc222001991" w:history="1">
+            <w:r>
+              <w:rPr>
+                <w:rStyle w:val="Hipervnculo"/>
+                <w:noProof/>
+              </w:rPr>
+              <w:t>COMANDOS ANALÓGICOS</w:t>
+            </w:r>
+            <w:r>
+              <w:rPr>
+                <w:noProof/>
+                <w:webHidden/>
+              </w:rPr>
+              <w:tab/>
+            </w:r>
+            <w:r>
+              <w:rPr>
+                <w:noProof/>
+                <w:webHidden/>
+              </w:rPr>
+              <w:fldChar w:fldCharType="begin"/>
+            </w:r>
+            <w:r>
+              <w:rPr>
+                <w:noProof/>
+                <w:webHidden/>
+              </w:rPr>
+              <w:instrText xml:space="preserve"> PAGEREF _Toc222001991 \h </w:instrText>
+            </w:r>
+            <w:r>
+              <w:rPr>
+                <w:noProof/>
+                <w:webHidden/>
+              </w:rPr>
+            </w:r>
+            <w:r>
+              <w:rPr>
+                <w:noProof/>
+                <w:webHidden/>
+              </w:rPr>
+              <w:fldChar w:fldCharType="separate"/>
+            </w:r>
+            <w:r>
+              <w:rPr>
+                <w:noProof/>
+                <w:webHidden/>
+              </w:rPr>
+              <w:t>6</w:t>
+            </w:r>
+            <w:r>
+              <w:rPr>
+                <w:noProof/>
+                <w:webHidden/>
+              </w:rPr>
+              <w:fldChar w:fldCharType="end"/>
+            </w:r>
+          </w:hyperlink>
+        </w:p>
+        <w:p>
+          <w:pPr>
+            <w:pStyle w:val="TDC3"/>
+            <w:tabs>
+              <w:tab w:val="right" w:leader="dot" w:pos="8630"/>
+            </w:tabs>
+            <w:rPr>
+              <w:noProof/>
+              <w:lang w:eastAsia="es-CO"/>
+            </w:rPr>
+          </w:pPr>
+          <w:hyperlink w:anchor="_Toc222001992" w:history="1">
+            <w:r>
+              <w:rPr>
+                <w:rStyle w:val="Hipervnculo"/>
+                <w:noProof/>
+              </w:rPr>
+              <w:t>Grupo 40 – Analog Output (Comando estático)</w:t>
+            </w:r>
+            <w:r>
+              <w:rPr>
+                <w:noProof/>
+                <w:webHidden/>
+              </w:rPr>
+              <w:tab/>
+            </w:r>
+            <w:r>
+              <w:rPr>
+                <w:noProof/>
+                <w:webHidden/>
+              </w:rPr>
+              <w:fldChar w:fldCharType="begin"/>
+            </w:r>
+            <w:r>
+              <w:rPr>
+                <w:noProof/>
+                <w:webHidden/>
+              </w:rPr>
+              <w:instrText xml:space="preserve"> PAGEREF _Toc222001992 \h </w:instrText>
+            </w:r>
+            <w:r>
+              <w:rPr>
+                <w:noProof/>
+                <w:webHidden/>
+              </w:rPr>
+            </w:r>
+            <w:r>
+              <w:rPr>
+                <w:noProof/>
+                <w:webHidden/>
+              </w:rPr>
+              <w:fldChar w:fldCharType="separate"/>
+            </w:r>
+            <w:r>
+              <w:rPr>
+                <w:noProof/>
+                <w:webHidden/>
+              </w:rPr>
+              <w:t>6</w:t>
+            </w:r>
+            <w:r>
+              <w:rPr>
+                <w:noProof/>
+                <w:webHidden/>
+              </w:rPr>
+              <w:fldChar w:fldCharType="end"/>
+            </w:r>
+          </w:hyperlink>
+        </w:p>
+        <w:p>
+          <w:pPr>
+            <w:pStyle w:val="TDC3"/>
+            <w:tabs>
+              <w:tab w:val="right" w:leader="dot" w:pos="8630"/>
+            </w:tabs>
+            <w:rPr>
+              <w:noProof/>
+              <w:lang w:eastAsia="es-CO"/>
+            </w:rPr>
+          </w:pPr>
+          <w:hyperlink w:anchor="_Toc222001993" w:history="1">
+            <w:r>
+              <w:rPr>
+                <w:rStyle w:val="Hipervnculo"/>
+                <w:noProof/>
+                <w:lang w:eastAsia="es-CO"/>
+              </w:rPr>
+              <w:t>Grupo 42 – Analog Output Event.</w:t>
+            </w:r>
+            <w:r>
+              <w:rPr>
+                <w:noProof/>
+                <w:webHidden/>
+              </w:rPr>
+              <w:tab/>
+            </w:r>
+            <w:r>
+              <w:rPr>
+                <w:noProof/>
+                <w:webHidden/>
+              </w:rPr>
+              <w:fldChar w:fldCharType="begin"/>
+            </w:r>
+            <w:r>
+              <w:rPr>
+                <w:noProof/>
+                <w:webHidden/>
+              </w:rPr>
+              <w:instrText xml:space="preserve"> PAGEREF _Toc222001993 \h </w:instrText>
+            </w:r>
+            <w:r>
+              <w:rPr>
+                <w:noProof/>
+                <w:webHidden/>
+              </w:rPr>
+            </w:r>
+            <w:r>
+              <w:rPr>
+                <w:noProof/>
+                <w:webHidden/>
+              </w:rPr>
+              <w:fldChar w:fldCharType="separate"/>
+            </w:r>
+            <w:r>
+              <w:rPr>
+                <w:noProof/>
+                <w:webHidden/>
+              </w:rPr>
+              <w:t>6</w:t>
+            </w:r>
+            <w:r>
+              <w:rPr>
+                <w:noProof/>
+                <w:webHidden/>
+              </w:rPr>
+              <w:fldChar w:fldCharType="end"/>
+            </w:r>
+          </w:hyperlink>
+        </w:p>
+        <w:p>
+          <w:pPr>
+            <w:pStyle w:val="TDC1"/>
+            <w:tabs>
+              <w:tab w:val="right" w:leader="dot" w:pos="8630"/>
+            </w:tabs>
+            <w:rPr>
+              <w:noProof/>
+              <w:lang w:eastAsia="es-CO"/>
+            </w:rPr>
+          </w:pPr>
+          <w:hyperlink w:anchor="_Toc222001994" w:history="1">
+            <w:r>
+              <w:rPr>
+                <w:rStyle w:val="Hipervnculo"/>
+                <w:noProof/>
+              </w:rPr>
+              <w:t>DEFINICIÓN DE CLASES:</w:t>
+            </w:r>
+            <w:r>
+              <w:rPr>
+                <w:noProof/>
+                <w:webHidden/>
+              </w:rPr>
+              <w:tab/>
+            </w:r>
+            <w:r>
+              <w:rPr>
+                <w:noProof/>
+                <w:webHidden/>
+              </w:rPr>
+              <w:fldChar w:fldCharType="begin"/>
+            </w:r>
+            <w:r>
+              <w:rPr>
+                <w:noProof/>
+                <w:webHidden/>
+              </w:rPr>
+              <w:instrText xml:space="preserve"> PAGEREF _Toc222001994 \h </w:instrText>
+            </w:r>
+            <w:r>
+              <w:rPr>
+                <w:noProof/>
+                <w:webHidden/>
+              </w:rPr>
+            </w:r>
+            <w:r>
+              <w:rPr>
+                <w:noProof/>
+                <w:webHidden/>
+              </w:rPr>
+              <w:fldChar w:fldCharType="separate"/>
+            </w:r>
+            <w:r>
+              <w:rPr>
+                <w:noProof/>
+                <w:webHidden/>
+              </w:rPr>
+              <w:t>6</w:t>
+            </w:r>
+            <w:r>
+              <w:rPr>
+                <w:noProof/>
+                <w:webHidden/>
+              </w:rPr>
+              <w:fldChar w:fldCharType="end"/>
+            </w:r>
+          </w:hyperlink>
+        </w:p>
+        <w:p>
+          <w:pPr>
+            <w:pStyle w:val="TDC1"/>
+            <w:tabs>
+              <w:tab w:val="right" w:leader="dot" w:pos="8630"/>
+            </w:tabs>
+            <w:rPr>
+              <w:noProof/>
+              <w:lang w:eastAsia="es-CO"/>
+            </w:rPr>
+          </w:pPr>
+          <w:hyperlink w:anchor="_Toc222001995" w:history="1">
+            <w:r>
+              <w:rPr>
+                <w:rStyle w:val="Hipervnculo"/>
+                <w:noProof/>
+              </w:rPr>
+              <w:t>DEFINICIÓN DE BANDERAS (FLAGS)</w:t>
+            </w:r>
+            <w:r>
+              <w:rPr>
+                <w:noProof/>
+                <w:webHidden/>
+              </w:rPr>
+              <w:tab/>
+            </w:r>
+            <w:r>
+              <w:rPr>
+                <w:noProof/>
+                <w:webHidden/>
+              </w:rPr>
+              <w:fldChar w:fldCharType="begin"/>
+            </w:r>
+            <w:r>
+              <w:rPr>
+                <w:noProof/>
+                <w:webHidden/>
+              </w:rPr>
+              <w:instrText xml:space="preserve"> PAGEREF _Toc222001995 \h </w:instrText>
+            </w:r>
+            <w:r>
+              <w:rPr>
+                <w:noProof/>
+                <w:webHidden/>
+              </w:rPr>
+            </w:r>
+            <w:r>
+              <w:rPr>
+                <w:noProof/>
+                <w:webHidden/>
+              </w:rPr>
+              <w:fldChar w:fldCharType="separate"/>
+            </w:r>
+            <w:r>
+              <w:rPr>
+                <w:noProof/>
+                <w:webHidden/>
+              </w:rPr>
+              <w:t>7</w:t>
+            </w:r>
+            <w:r>
+              <w:rPr>
+                <w:noProof/>
+                <w:webHidden/>
+              </w:rPr>
+              <w:fldChar w:fldCharType="end"/>
+            </w:r>
+          </w:hyperlink>
+        </w:p>
+        <w:p>
+          <w:pPr>
+            <w:pStyle w:val="TDC1"/>
+            <w:tabs>
+              <w:tab w:val="right" w:leader="dot" w:pos="8630"/>
+            </w:tabs>
+            <w:rPr>
+              <w:noProof/>
+              <w:lang w:eastAsia="es-CO"/>
+            </w:rPr>
+          </w:pPr>
+          <w:hyperlink w:anchor="_Toc222001996" w:history="1">
+            <w:r>
+              <w:rPr>
+                <w:rStyle w:val="Hipervnculo"/>
+                <w:noProof/>
+              </w:rPr>
+              <w:t>DEFINICIÓN DE EVENTOS:</w:t>
+            </w:r>
+            <w:r>
+              <w:rPr>
+                <w:noProof/>
+                <w:webHidden/>
+              </w:rPr>
+              <w:tab/>
+            </w:r>
+            <w:r>
+              <w:rPr>
+                <w:noProof/>
+                <w:webHidden/>
+              </w:rPr>
+              <w:fldChar w:fldCharType="begin"/>
+            </w:r>
+            <w:r>
+              <w:rPr>
+                <w:noProof/>
+                <w:webHidden/>
+              </w:rPr>
+              <w:instrText xml:space="preserve"> PAGEREF _Toc222001996 \h </w:instrText>
+            </w:r>
+            <w:r>
+              <w:rPr>
+                <w:noProof/>
+                <w:webHidden/>
+              </w:rPr>
+            </w:r>
+            <w:r>
+              <w:rPr>
+                <w:noProof/>
+                <w:webHidden/>
+              </w:rPr>
+              <w:fldChar w:fldCharType="separate"/>
+            </w:r>
+            <w:r>
+              <w:rPr>
+                <w:noProof/>
+                <w:webHidden/>
+              </w:rPr>
+              <w:t>7</w:t>
+            </w:r>
+            <w:r>
+              <w:rPr>
+                <w:noProof/>
+                <w:webHidden/>
+              </w:rPr>
+              <w:fldChar w:fldCharType="end"/>
+            </w:r>
+          </w:hyperlink>
+        </w:p>
+        <w:p>
+          <w:pPr>
+            <w:pStyle w:val="TDC1"/>
+            <w:tabs>
+              <w:tab w:val="right" w:leader="dot" w:pos="8630"/>
+            </w:tabs>
+            <w:rPr>
+              <w:noProof/>
+              <w:lang w:eastAsia="es-CO"/>
+            </w:rPr>
+          </w:pPr>
+          <w:hyperlink w:anchor="_Toc222001997" w:history="1">
+            <w:r>
+              <w:rPr>
+                <w:rStyle w:val="Hipervnculo"/>
+                <w:noProof/>
+              </w:rPr>
+              <w:t>DEFINICIÓN DE ESTAMPA DE TIEMPO (TIMESTAMP)</w:t>
+            </w:r>
+            <w:r>
+              <w:rPr>
+                <w:noProof/>
+                <w:webHidden/>
+              </w:rPr>
+              <w:tab/>
+            </w:r>
+            <w:r>
+              <w:rPr>
+                <w:noProof/>
+                <w:webHidden/>
+              </w:rPr>
+              <w:fldChar w:fldCharType="begin"/>
+            </w:r>
+            <w:r>
+              <w:rPr>
+                <w:noProof/>
+                <w:webHidden/>
+              </w:rPr>
+              <w:instrText xml:space="preserve"> PAGEREF _Toc222001997 \h </w:instrText>
+            </w:r>
+            <w:r>
+              <w:rPr>
+                <w:noProof/>
+                <w:webHidden/>
+              </w:rPr>
+            </w:r>
+            <w:r>
+              <w:rPr>
+                <w:noProof/>
+                <w:webHidden/>
+              </w:rPr>
+              <w:fldChar w:fldCharType="separate"/>
+            </w:r>
+            <w:r>
+              <w:rPr>
+                <w:noProof/>
+                <w:webHidden/>
+              </w:rPr>
+              <w:t>8</w:t>
+            </w:r>
+            <w:r>
+              <w:rPr>
+                <w:noProof/>
+                <w:webHidden/>
+              </w:rPr>
+              <w:fldChar w:fldCharType="end"/>
+            </w:r>
+          </w:hyperlink>
+        </w:p>
+        <w:p>
+          <w:pPr>
+            <w:pStyle w:val="TDC1"/>
+            <w:tabs>
+              <w:tab w:val="right" w:leader="dot" w:pos="8630"/>
+            </w:tabs>
+            <w:rPr>
+              <w:noProof/>
+              <w:lang w:eastAsia="es-CO"/>
+            </w:rPr>
+          </w:pPr>
+          <w:hyperlink w:anchor="_Toc222001998" w:history="1">
+            <w:r>
+              <w:rPr>
+                <w:rStyle w:val="Hipervnculo"/>
+                <w:noProof/>
+              </w:rPr>
+              <w:t>DEFINICIÓN DE REPORTES POR EXCEPCIÓN</w:t>
+            </w:r>
+            <w:r>
+              <w:rPr>
+                <w:noProof/>
+                <w:webHidden/>
+              </w:rPr>
+              <w:tab/>
+            </w:r>
+            <w:r>
+              <w:rPr>
+                <w:noProof/>
+                <w:webHidden/>
+              </w:rPr>
+              <w:fldChar w:fldCharType="begin"/>
+            </w:r>
+            <w:r>
+              <w:rPr>
+                <w:noProof/>
+                <w:webHidden/>
+              </w:rPr>
+              <w:instrText xml:space="preserve"> PAGEREF _Toc222001998 \h </w:instrText>
+            </w:r>
+            <w:r>
+              <w:rPr>
+                <w:noProof/>
+                <w:webHidden/>
+              </w:rPr>
+            </w:r>
+            <w:r>
+              <w:rPr>
+                <w:noProof/>
+                <w:webHidden/>
+              </w:rPr>
+              <w:fldChar w:fldCharType="separate"/>
+            </w:r>
+            <w:r>
+              <w:rPr>
+                <w:noProof/>
+                <w:webHidden/>
+              </w:rPr>
+              <w:t>8</w:t>
+            </w:r>
+            <w:r>
+              <w:rPr>
+                <w:noProof/>
+                <w:webHidden/>
+              </w:rPr>
+              <w:fldChar w:fldCharType="end"/>
+            </w:r>
+          </w:hyperlink>
+        </w:p>
+        <w:p>
+          <w:r>
+            <w:rPr>
+              <w:b/>
+              <w:bCs/>
+              <w:lang w:val="es-ES"/>
+            </w:rPr>
+            <w:fldChar w:fldCharType="end"/>
+          </w:r>
+        </w:p>
+      </w:sdtContent>
+    </w:sdt>
     <w:p>
       <w:pPr>
         <w:rPr>
           <w:rFonts w:ascii="Times New Roman" w:hAnsi="Times New Roman" w:cs="Times New Roman"/>
         </w:rPr>
       </w:pPr>
+      <w:r>
+        <w:rPr>
+          <w:rFonts w:ascii="Times New Roman" w:hAnsi="Times New Roman" w:cs="Times New Roman"/>
+        </w:rPr>
+        <w:br w:type="page"/>
+      </w:r>
+    </w:p>
+    <w:p>
+      <w:pPr>
+        <w:rPr>
+          <w:rFonts w:ascii="Times New Roman" w:hAnsi="Times New Roman" w:cs="Times New Roman"/>
+        </w:rPr>
+      </w:pPr>
+    </w:p>
+    <w:p>
+      <w:pPr>
+        <w:rPr>
+          <w:rFonts w:ascii="Times New Roman" w:hAnsi="Times New Roman" w:cs="Times New Roman"/>
+        </w:rPr>
+      </w:pPr>
+    </w:p>
+    <w:p>
+      <w:pPr>
+        <w:rPr>
+          <w:rFonts w:ascii="Times New Roman" w:hAnsi="Times New Roman" w:cs="Times New Roman"/>
+        </w:rPr>
+      </w:pPr>
+      <w:bookmarkStart w:id="0" w:name="_Toc222001978"/>
       <w:r>
         <w:rPr>
           <w:rStyle w:val="Ttulo1Car"/>
           <w:color w:val="auto"/>
         </w:rPr>
-        <w:lastRenderedPageBreak/>
         <w:t>¿Qué es DNP3?</w:t>
       </w:r>
+      <w:bookmarkEnd w:id="0"/>
       <w:r>
         <w:rPr>
           <w:rFonts w:ascii="Times New Roman" w:hAnsi="Times New Roman" w:cs="Times New Roman"/>
@@ -249,6 +1802,7 @@
       <w:pPr>
         <w:pStyle w:val="NormalWeb"/>
       </w:pPr>
+      <w:bookmarkStart w:id="1" w:name="_Toc222001979"/>
       <w:r>
         <w:rPr>
           <w:rStyle w:val="Ttulo2Car"/>
@@ -256,6 +1810,7 @@
         </w:rPr>
         <w:t>Arquitectura de DNP3</w:t>
       </w:r>
+      <w:bookmarkEnd w:id="1"/>
       <w:r>
         <w:br/>
       </w:r>
@@ -413,6 +1968,7 @@
           <w:color w:val="auto"/>
         </w:rPr>
       </w:pPr>
+      <w:bookmarkStart w:id="2" w:name="_Toc222001980"/>
       <w:r>
         <w:rPr>
           <w:color w:val="auto"/>
@@ -447,6 +2003,7 @@
         </w:rPr>
         <w:t>)</w:t>
       </w:r>
+      <w:bookmarkEnd w:id="2"/>
     </w:p>
     <w:tbl>
       <w:tblPr>
@@ -882,6 +2439,7 @@
                 <w:rStyle w:val="Textoennegrita"/>
                 <w:rFonts w:ascii="Times New Roman" w:hAnsi="Times New Roman" w:cs="Times New Roman"/>
               </w:rPr>
+              <w:lastRenderedPageBreak/>
               <w:t>Source</w:t>
             </w:r>
             <w:proofErr w:type="spellEnd"/>
@@ -1130,7 +2688,6 @@
                 <w:rStyle w:val="Textoennegrita"/>
                 <w:rFonts w:ascii="Times New Roman" w:hAnsi="Times New Roman" w:cs="Times New Roman"/>
               </w:rPr>
-              <w:lastRenderedPageBreak/>
               <w:t>CRC por bloque</w:t>
             </w:r>
           </w:p>
@@ -1182,12 +2739,14 @@
           <w:color w:val="auto"/>
         </w:rPr>
       </w:pPr>
+      <w:bookmarkStart w:id="3" w:name="_Toc222001981"/>
       <w:r>
         <w:rPr>
           <w:color w:val="auto"/>
         </w:rPr>
         <w:t>DEFINICIÓN DE OBJETOS:</w:t>
       </w:r>
+      <w:bookmarkEnd w:id="3"/>
     </w:p>
     <w:p>
       <w:pPr>
@@ -1706,6 +3265,7 @@
           <w:color w:val="auto"/>
         </w:rPr>
       </w:pPr>
+      <w:bookmarkStart w:id="4" w:name="_Toc222001982"/>
       <w:r>
         <w:rPr>
           <w:color w:val="auto"/>
@@ -1726,11 +3286,13 @@
         </w:rPr>
         <w:t xml:space="preserve"> Inputs)</w:t>
       </w:r>
+      <w:bookmarkEnd w:id="4"/>
     </w:p>
     <w:p>
       <w:pPr>
         <w:pStyle w:val="NormalWeb"/>
       </w:pPr>
+      <w:bookmarkStart w:id="5" w:name="_Toc222001983"/>
       <w:r>
         <w:rPr>
           <w:rStyle w:val="Ttulo3Car"/>
@@ -1754,6 +3316,7 @@
         </w:rPr>
         <w:t xml:space="preserve"> Input (Estático).</w:t>
       </w:r>
+      <w:bookmarkEnd w:id="5"/>
       <w:r>
         <w:t xml:space="preserve"> </w:t>
       </w:r>
@@ -2020,6 +3583,7 @@
     </w:tbl>
     <w:p/>
     <w:p>
+      <w:bookmarkStart w:id="6" w:name="_Toc222001984"/>
       <w:r>
         <w:rPr>
           <w:rStyle w:val="Ttulo3Car"/>
@@ -2059,6 +3623,7 @@
         </w:rPr>
         <w:t>.</w:t>
       </w:r>
+      <w:bookmarkEnd w:id="6"/>
       <w:r>
         <w:t xml:space="preserve"> </w:t>
       </w:r>
@@ -2289,11 +3854,11 @@
           <w:color w:val="auto"/>
         </w:rPr>
       </w:pPr>
+      <w:bookmarkStart w:id="7" w:name="_Toc222001985"/>
       <w:r>
         <w:rPr>
           <w:color w:val="auto"/>
         </w:rPr>
-        <w:lastRenderedPageBreak/>
         <w:t>VARIABLES ANALÓGICAS (</w:t>
       </w:r>
       <w:proofErr w:type="spellStart"/>
@@ -2310,9 +3875,11 @@
         </w:rPr>
         <w:t xml:space="preserve"> Inputs)</w:t>
       </w:r>
+      <w:bookmarkEnd w:id="7"/>
     </w:p>
     <w:p/>
     <w:p>
+      <w:bookmarkStart w:id="8" w:name="_Toc222001986"/>
       <w:r>
         <w:rPr>
           <w:rStyle w:val="Ttulo3Car"/>
@@ -2336,6 +3903,7 @@
         </w:rPr>
         <w:t xml:space="preserve"> Input (Estático).</w:t>
       </w:r>
+      <w:bookmarkEnd w:id="8"/>
       <w:r>
         <w:t xml:space="preserve">  </w:t>
       </w:r>
@@ -2711,6 +4279,7 @@
       <w:pPr>
         <w:pStyle w:val="NormalWeb"/>
       </w:pPr>
+      <w:bookmarkStart w:id="9" w:name="_Toc222001987"/>
       <w:r>
         <w:rPr>
           <w:rStyle w:val="Ttulo3Car"/>
@@ -2750,6 +4319,7 @@
         </w:rPr>
         <w:t>.</w:t>
       </w:r>
+      <w:bookmarkEnd w:id="9"/>
       <w:r>
         <w:t xml:space="preserve"> </w:t>
       </w:r>
@@ -3143,6 +4713,7 @@
           <w:color w:val="auto"/>
         </w:rPr>
       </w:pPr>
+      <w:bookmarkStart w:id="10" w:name="_Toc222001988"/>
       <w:r>
         <w:rPr>
           <w:color w:val="auto"/>
@@ -3163,11 +4734,13 @@
         </w:rPr>
         <w:t xml:space="preserve"> Outputs)</w:t>
       </w:r>
+      <w:bookmarkEnd w:id="10"/>
     </w:p>
     <w:p>
       <w:pPr>
         <w:pStyle w:val="NormalWeb"/>
       </w:pPr>
+      <w:bookmarkStart w:id="11" w:name="_Toc222001989"/>
       <w:r>
         <w:rPr>
           <w:rStyle w:val="Ttulo3Car"/>
@@ -3191,6 +4764,7 @@
         </w:rPr>
         <w:t xml:space="preserve"> Output (Estático).</w:t>
       </w:r>
+      <w:bookmarkEnd w:id="11"/>
       <w:r>
         <w:t xml:space="preserve"> </w:t>
       </w:r>
@@ -3385,6 +4959,7 @@
       <w:pPr>
         <w:pStyle w:val="NormalWeb"/>
       </w:pPr>
+      <w:bookmarkStart w:id="12" w:name="_Toc222001990"/>
       <w:r>
         <w:rPr>
           <w:rStyle w:val="Ttulo3Car"/>
@@ -3424,6 +4999,7 @@
         </w:rPr>
         <w:t>.</w:t>
       </w:r>
+      <w:bookmarkEnd w:id="12"/>
       <w:r>
         <w:t xml:space="preserve"> </w:t>
       </w:r>
@@ -3585,13 +5161,14 @@
           <w:color w:val="auto"/>
         </w:rPr>
       </w:pPr>
+      <w:bookmarkStart w:id="13" w:name="_Toc222001991"/>
       <w:r>
         <w:rPr>
           <w:color w:val="auto"/>
         </w:rPr>
-        <w:lastRenderedPageBreak/>
         <w:t>COMANDOS ANALÓGICOS</w:t>
       </w:r>
+      <w:bookmarkEnd w:id="13"/>
     </w:p>
     <w:p>
       <w:pPr>
@@ -3600,6 +5177,7 @@
           <w:color w:val="auto"/>
         </w:rPr>
       </w:pPr>
+      <w:bookmarkStart w:id="14" w:name="_Toc222001992"/>
       <w:r>
         <w:rPr>
           <w:color w:val="auto"/>
@@ -3620,6 +5198,7 @@
         </w:rPr>
         <w:t xml:space="preserve"> Output (Comando estático)</w:t>
       </w:r>
+      <w:bookmarkEnd w:id="14"/>
     </w:p>
     <w:tbl>
       <w:tblPr>
@@ -3828,6 +5407,7 @@
       <w:pPr>
         <w:pStyle w:val="NormalWeb"/>
       </w:pPr>
+      <w:bookmarkStart w:id="15" w:name="_Toc222001993"/>
       <w:r>
         <w:rPr>
           <w:rStyle w:val="Ttulo3Car"/>
@@ -3867,6 +5447,7 @@
         </w:rPr>
         <w:t>.</w:t>
       </w:r>
+      <w:bookmarkEnd w:id="15"/>
       <w:r>
         <w:rPr>
           <w:lang w:val="en-US"/>
@@ -4459,6 +6040,9 @@
       </w:tr>
     </w:tbl>
     <w:p/>
+    <w:p/>
+    <w:p/>
+    <w:p/>
     <w:p>
       <w:pPr>
         <w:pStyle w:val="Ttulo1"/>
@@ -4466,12 +6050,15 @@
           <w:color w:val="auto"/>
         </w:rPr>
       </w:pPr>
+      <w:bookmarkStart w:id="16" w:name="_Toc222001994"/>
       <w:r>
         <w:rPr>
           <w:color w:val="auto"/>
         </w:rPr>
+        <w:lastRenderedPageBreak/>
         <w:t>DEFINICIÓN DE CLASES:</w:t>
       </w:r>
+      <w:bookmarkEnd w:id="16"/>
     </w:p>
     <w:p>
       <w:pPr>
@@ -4833,7 +6420,6 @@
         <w:pStyle w:val="NormalWeb"/>
       </w:pPr>
       <w:r>
-        <w:lastRenderedPageBreak/>
         <w:t>El Master puede preguntar:</w:t>
       </w:r>
     </w:p>
@@ -4894,12 +6480,14 @@
           <w:color w:val="auto"/>
         </w:rPr>
       </w:pPr>
+      <w:bookmarkStart w:id="17" w:name="_Toc222001995"/>
       <w:r>
         <w:rPr>
           <w:color w:val="auto"/>
         </w:rPr>
         <w:t>DEFINICIÓN DE BANDERAS (FLAGS)</w:t>
       </w:r>
+      <w:bookmarkEnd w:id="17"/>
     </w:p>
     <w:p>
       <w:pPr>
@@ -5164,6 +6752,14 @@
       </w:tr>
     </w:tbl>
     <w:p>
+      <w:bookmarkStart w:id="18" w:name="_Toc222001996"/>
+    </w:p>
+    <w:p/>
+    <w:p/>
+    <w:p/>
+    <w:p/>
+    <w:p/>
+    <w:p>
       <w:pPr>
         <w:pStyle w:val="Ttulo1"/>
         <w:rPr>
@@ -5174,7 +6770,15 @@
         <w:rPr>
           <w:color w:val="auto"/>
         </w:rPr>
-        <w:t xml:space="preserve">DEFINICIÓN DE EVENTOS: </w:t>
+        <w:lastRenderedPageBreak/>
+        <w:t>DEFINICIÓN DE EVENTOS:</w:t>
+      </w:r>
+      <w:bookmarkEnd w:id="18"/>
+      <w:r>
+        <w:rPr>
+          <w:color w:val="auto"/>
+        </w:rPr>
+        <w:t xml:space="preserve"> </w:t>
       </w:r>
     </w:p>
     <w:p>
@@ -5363,13 +6967,14 @@
           <w:color w:val="auto"/>
         </w:rPr>
       </w:pPr>
+      <w:bookmarkStart w:id="19" w:name="_Toc222001997"/>
       <w:r>
         <w:rPr>
           <w:color w:val="auto"/>
         </w:rPr>
-        <w:lastRenderedPageBreak/>
         <w:t>DEFINICIÓN DE ESTAMPA DE TIEMPO (TIMESTAMP)</w:t>
       </w:r>
+      <w:bookmarkEnd w:id="19"/>
     </w:p>
     <w:p>
       <w:pPr>
@@ -5472,11 +7077,19 @@
           <w:color w:val="auto"/>
         </w:rPr>
       </w:pPr>
+      <w:bookmarkStart w:id="20" w:name="_Toc222001998"/>
       <w:r>
         <w:rPr>
           <w:color w:val="auto"/>
         </w:rPr>
-        <w:t xml:space="preserve">DEFINICIÓN DE REPORTES POR EXCEPCIÓN </w:t>
+        <w:t>DEFINICIÓN DE REPORTES POR EXCEPCIÓN</w:t>
+      </w:r>
+      <w:bookmarkEnd w:id="20"/>
+      <w:r>
+        <w:rPr>
+          <w:color w:val="auto"/>
+        </w:rPr>
+        <w:t xml:space="preserve"> </w:t>
       </w:r>
     </w:p>
     <w:p>
@@ -5660,6 +7273,7 @@
           </w:tcPr>
           <w:p>
             <w:r>
+              <w:lastRenderedPageBreak/>
               <w:t>Ineficiente en redes remotas</w:t>
             </w:r>
           </w:p>
@@ -9462,7 +11076,6 @@
     <w:basedOn w:val="Ttulo1"/>
     <w:next w:val="Normal"/>
     <w:uiPriority w:val="39"/>
-    <w:semiHidden/>
     <w:unhideWhenUsed/>
     <w:qFormat/>
     <w:rsid w:val="00FC693F"/>
@@ -19637,6 +21250,55 @@
         <w:shd w:val="clear" w:color="auto" w:fill="auto"/>
       </w:tcPr>
     </w:tblStylePr>
+  </w:style>
+  <w:style w:type="paragraph" w:styleId="TDC1">
+    <w:name w:val="toc 1"/>
+    <w:basedOn w:val="Normal"/>
+    <w:next w:val="Normal"/>
+    <w:autoRedefine/>
+    <w:uiPriority w:val="39"/>
+    <w:unhideWhenUsed/>
+    <w:rsid w:val="001E1758"/>
+    <w:pPr>
+      <w:spacing w:after="100"/>
+    </w:pPr>
+  </w:style>
+  <w:style w:type="paragraph" w:styleId="TDC2">
+    <w:name w:val="toc 2"/>
+    <w:basedOn w:val="Normal"/>
+    <w:next w:val="Normal"/>
+    <w:autoRedefine/>
+    <w:uiPriority w:val="39"/>
+    <w:unhideWhenUsed/>
+    <w:rsid w:val="001E1758"/>
+    <w:pPr>
+      <w:spacing w:after="100"/>
+      <w:ind w:left="220"/>
+    </w:pPr>
+  </w:style>
+  <w:style w:type="paragraph" w:styleId="TDC3">
+    <w:name w:val="toc 3"/>
+    <w:basedOn w:val="Normal"/>
+    <w:next w:val="Normal"/>
+    <w:autoRedefine/>
+    <w:uiPriority w:val="39"/>
+    <w:unhideWhenUsed/>
+    <w:rsid w:val="001E1758"/>
+    <w:pPr>
+      <w:spacing w:after="100"/>
+      <w:ind w:left="440"/>
+    </w:pPr>
+  </w:style>
+  <w:style w:type="character" w:styleId="Hipervnculo">
+    <w:name w:val="Hyperlink"/>
+    <w:basedOn w:val="Fuentedeprrafopredeter"/>
+    <w:uiPriority w:val="99"/>
+    <w:unhideWhenUsed/>
+    <w:rsid w:val="001E1758"/>
+    <w:rPr>
+      <w:color w:val="0000FF" w:themeColor="hyperlink"/>
+      <w:u w:val="single"/>
+    </w:rPr>
   </w:style>
 </w:styles>
 </file>

--- a/sesion_08_dnp3_i/recursos/Guía DNP3 - Manual ENCERT.docx
+++ b/sesion_08_dnp3_i/recursos/Guía DNP3 - Manual ENCERT.docx
@@ -1368,7 +1368,7 @@
                 <w:noProof/>
                 <w:webHidden/>
               </w:rPr>
-              <w:t>6</w:t>
+              <w:t>7</w:t>
             </w:r>
             <w:r>
               <w:rPr>
@@ -1506,7 +1506,7 @@
                 <w:noProof/>
                 <w:webHidden/>
               </w:rPr>
-              <w:t>7</w:t>
+              <w:t>8</w:t>
             </w:r>
             <w:r>
               <w:rPr>

--- a/sesion_08_dnp3_i/recursos/Guía DNP3 - Manual ENCERT.docx
+++ b/sesion_08_dnp3_i/recursos/Guía DNP3 - Manual ENCERT.docx
@@ -8377,6 +8377,7 @@
       <w:r>
         <w:rPr>
           <w:rFonts w:ascii="Times New Roman" w:hAnsi="Times New Roman" w:cs="Times New Roman"/>
+          <w:noProof/>
           <w:sz w:val="24"/>
           <w:szCs w:val="24"/>
         </w:rPr>
@@ -8573,6 +8574,7 @@
       <w:r>
         <w:rPr>
           <w:rFonts w:ascii="Times New Roman" w:hAnsi="Times New Roman" w:cs="Times New Roman"/>
+          <w:noProof/>
         </w:rPr>
         <w:drawing>
           <wp:inline distT="0" distB="0" distL="0" distR="0" wp14:anchorId="74BBAAC3" wp14:editId="643CF47C">
@@ -8829,6 +8831,7 @@
       <w:r>
         <w:rPr>
           <w:rFonts w:ascii="Times New Roman" w:hAnsi="Times New Roman" w:cs="Times New Roman"/>
+          <w:noProof/>
         </w:rPr>
         <w:drawing>
           <wp:inline distT="0" distB="0" distL="0" distR="0" wp14:anchorId="60661041" wp14:editId="67A587FF">
@@ -8978,6 +8981,9 @@
         <w:jc w:val="center"/>
       </w:pPr>
       <w:r>
+        <w:rPr>
+          <w:noProof/>
+        </w:rPr>
         <w:drawing>
           <wp:inline distT="0" distB="0" distL="0" distR="0" wp14:anchorId="013D4229" wp14:editId="22F0692E">
             <wp:extent cx="5486400" cy="4672330"/>
@@ -9102,6 +9108,9 @@
         <w:jc w:val="center"/>
       </w:pPr>
       <w:r>
+        <w:rPr>
+          <w:noProof/>
+        </w:rPr>
         <w:lastRenderedPageBreak/>
         <w:drawing>
           <wp:inline distT="0" distB="0" distL="0" distR="0" wp14:anchorId="304E2BC9" wp14:editId="1F9645C2">
@@ -10045,13 +10054,7 @@
         <w:rPr>
           <w:lang w:val="en-US"/>
         </w:rPr>
-        <w:t>SEGUNDOS</w:t>
-      </w:r>
-      <w:r>
-        <w:rPr>
-          <w:lang w:val="en-US"/>
-        </w:rPr>
-        <w:t xml:space="preserve">:=BCD_TO_INT(ROR_INT(IN :=  </w:t>
+        <w:t xml:space="preserve">SEGUNDOS:=BCD_TO_INT(ROR_INT(IN :=  </w:t>
       </w:r>
       <w:r>
         <w:rPr>
@@ -10081,31 +10084,19 @@
         <w:rPr>
           <w:lang w:val="en-US"/>
         </w:rPr>
-        <w:t>MINUTOS</w:t>
+        <w:t xml:space="preserve">MINUTOS:=BCD_TO_INT( </w:t>
       </w:r>
       <w:r>
         <w:rPr>
           <w:lang w:val="en-US"/>
         </w:rPr>
-        <w:t xml:space="preserve">:=BCD_TO_INT( </w:t>
+        <w:t>ARRAY</w:t>
       </w:r>
       <w:r>
         <w:rPr>
           <w:lang w:val="en-US"/>
         </w:rPr>
-        <w:t>ARRAY</w:t>
-      </w:r>
-      <w:r>
-        <w:rPr>
-          <w:lang w:val="en-US"/>
-        </w:rPr>
-        <w:t xml:space="preserve"> </w:t>
-      </w:r>
-      <w:r>
-        <w:rPr>
-          <w:lang w:val="en-US"/>
-        </w:rPr>
-        <w:t>[2] AND 16#00FF );</w:t>
+        <w:t xml:space="preserve"> [2] AND 16#00FF );</w:t>
       </w:r>
     </w:p>
     <w:p>
@@ -10123,31 +10114,19 @@
         <w:rPr>
           <w:lang w:val="en-US"/>
         </w:rPr>
-        <w:t>HORA</w:t>
+        <w:t xml:space="preserve">HORA:=BCD_TO_INT(ROR_INT(IN :=  </w:t>
       </w:r>
       <w:r>
         <w:rPr>
           <w:lang w:val="en-US"/>
         </w:rPr>
-        <w:t xml:space="preserve">:=BCD_TO_INT(ROR_INT(IN :=  </w:t>
+        <w:t>ARRAY</w:t>
       </w:r>
       <w:r>
         <w:rPr>
           <w:lang w:val="en-US"/>
         </w:rPr>
-        <w:t>ARRAY</w:t>
-      </w:r>
-      <w:r>
-        <w:rPr>
-          <w:lang w:val="en-US"/>
-        </w:rPr>
-        <w:t xml:space="preserve"> </w:t>
-      </w:r>
-      <w:r>
-        <w:rPr>
-          <w:lang w:val="en-US"/>
-        </w:rPr>
-        <w:t>[2], N := 8) AND 16#00</w:t>
+        <w:t xml:space="preserve"> [2], N := 8) AND 16#00</w:t>
       </w:r>
       <w:r>
         <w:rPr>
@@ -10177,31 +10156,19 @@
         <w:rPr>
           <w:lang w:val="en-US"/>
         </w:rPr>
-        <w:t>DIA</w:t>
+        <w:t xml:space="preserve">DIA:=BCD_TO_INT( </w:t>
       </w:r>
       <w:r>
         <w:rPr>
           <w:lang w:val="en-US"/>
         </w:rPr>
-        <w:t xml:space="preserve">:=BCD_TO_INT( </w:t>
+        <w:t>ARRAY</w:t>
       </w:r>
       <w:r>
         <w:rPr>
           <w:lang w:val="en-US"/>
         </w:rPr>
-        <w:t>ARRAY</w:t>
-      </w:r>
-      <w:r>
-        <w:rPr>
-          <w:lang w:val="en-US"/>
-        </w:rPr>
-        <w:t xml:space="preserve"> </w:t>
-      </w:r>
-      <w:r>
-        <w:rPr>
-          <w:lang w:val="en-US"/>
-        </w:rPr>
-        <w:t>[3] AND 16#00FF );</w:t>
+        <w:t xml:space="preserve"> [3] AND 16#00FF );</w:t>
       </w:r>
     </w:p>
     <w:p>
@@ -10219,31 +10186,19 @@
         <w:rPr>
           <w:lang w:val="en-US"/>
         </w:rPr>
-        <w:t>MES</w:t>
+        <w:t xml:space="preserve">MES:=BCD_TO_INT(ROR_INT(IN :=  </w:t>
       </w:r>
       <w:r>
         <w:rPr>
           <w:lang w:val="en-US"/>
         </w:rPr>
-        <w:t xml:space="preserve">:=BCD_TO_INT(ROR_INT(IN :=  </w:t>
+        <w:t>ARRAY</w:t>
       </w:r>
       <w:r>
         <w:rPr>
           <w:lang w:val="en-US"/>
         </w:rPr>
-        <w:t>ARRAY</w:t>
-      </w:r>
-      <w:r>
-        <w:rPr>
-          <w:lang w:val="en-US"/>
-        </w:rPr>
-        <w:t xml:space="preserve"> </w:t>
-      </w:r>
-      <w:r>
-        <w:rPr>
-          <w:lang w:val="en-US"/>
-        </w:rPr>
-        <w:t>[3], N := 8) AND 16#00FF);</w:t>
+        <w:t xml:space="preserve"> [3], N := 8) AND 16#00FF);</w:t>
       </w:r>
     </w:p>
     <w:p>
@@ -10261,31 +10216,19 @@
         <w:rPr>
           <w:lang w:val="en-US"/>
         </w:rPr>
-        <w:t>YEAR</w:t>
+        <w:t xml:space="preserve">YEAR:=BCD_TO_INT(ROR_INT(IN := </w:t>
       </w:r>
       <w:r>
         <w:rPr>
           <w:lang w:val="en-US"/>
         </w:rPr>
-        <w:t xml:space="preserve">:=BCD_TO_INT(ROR_INT(IN := </w:t>
+        <w:t>ARRAY</w:t>
       </w:r>
       <w:r>
         <w:rPr>
           <w:lang w:val="en-US"/>
         </w:rPr>
-        <w:t>ARRAY</w:t>
-      </w:r>
-      <w:r>
-        <w:rPr>
-          <w:lang w:val="en-US"/>
-        </w:rPr>
-        <w:t xml:space="preserve"> </w:t>
-      </w:r>
-      <w:r>
-        <w:rPr>
-          <w:lang w:val="en-US"/>
-        </w:rPr>
-        <w:t>[4], N := 16) AND 16#00FF);</w:t>
+        <w:t xml:space="preserve"> [4], N := 16) AND 16#00FF);</w:t>
       </w:r>
     </w:p>
     <w:p>
@@ -10483,22 +10426,13 @@
         </w:rPr>
       </w:pPr>
       <w:r>
-        <w:t xml:space="preserve">Se rige por medio del </w:t>
-      </w:r>
-      <w:r>
-        <w:t xml:space="preserve">estándar </w:t>
+        <w:t xml:space="preserve">Se rige por medio del estándar </w:t>
       </w:r>
       <w:r>
         <w:rPr>
           <w:rStyle w:val="Textoennegrita"/>
         </w:rPr>
-        <w:t>IEC 60870-5-101 / 104</w:t>
-      </w:r>
-      <w:r>
-        <w:rPr>
-          <w:rStyle w:val="Textoennegrita"/>
-        </w:rPr>
-        <w:t xml:space="preserve">. </w:t>
+        <w:t xml:space="preserve">IEC 60870-5-101 / 104. </w:t>
       </w:r>
       <w:r>
         <w:rPr>
@@ -10528,9 +10462,6 @@
           <w:ilvl w:val="1"/>
           <w:numId w:val="19"/>
         </w:numPr>
-        <w:rPr>
-          <w:rFonts w:hint="eastAsia"/>
-        </w:rPr>
       </w:pPr>
       <w:r>
         <w:rPr>
@@ -10577,9 +10508,6 @@
           <w:ilvl w:val="1"/>
           <w:numId w:val="19"/>
         </w:numPr>
-        <w:rPr>
-          <w:rFonts w:hint="eastAsia"/>
-        </w:rPr>
       </w:pPr>
       <w:r>
         <w:rPr>
@@ -10882,13 +10810,7 @@
         </w:numPr>
       </w:pPr>
       <w:r>
-        <w:t>Bytes 1–2</w:t>
-      </w:r>
-      <w:r>
-        <w:t xml:space="preserve">: </w:t>
-      </w:r>
-      <w:r>
-        <w:t>Milisegundos</w:t>
+        <w:t>Bytes 1–2: Milisegundos</w:t>
       </w:r>
     </w:p>
     <w:p>
@@ -10924,13 +10846,7 @@
         </w:numPr>
       </w:pPr>
       <w:r>
-        <w:t>Byte 3</w:t>
-      </w:r>
-      <w:r>
-        <w:t xml:space="preserve">: </w:t>
-      </w:r>
-      <w:r>
-        <w:t>Minutos</w:t>
+        <w:t>Byte 3: Minutos</w:t>
       </w:r>
     </w:p>
     <w:p>
@@ -10942,13 +10858,7 @@
         </w:numPr>
       </w:pPr>
       <w:r>
-        <w:t>Bits 0–5</w:t>
-      </w:r>
-      <w:r>
-        <w:t xml:space="preserve">: </w:t>
-      </w:r>
-      <w:r>
-        <w:t>minuto (0–59)</w:t>
+        <w:t>Bits 0–5: minuto (0–59)</w:t>
       </w:r>
     </w:p>
     <w:p>
@@ -10960,13 +10870,7 @@
         </w:numPr>
       </w:pPr>
       <w:r>
-        <w:t>Bit 7</w:t>
-      </w:r>
-      <w:r>
-        <w:t xml:space="preserve">: </w:t>
-      </w:r>
-      <w:r>
-        <w:t>bandera IV (</w:t>
+        <w:t>Bit 7: bandera IV (</w:t>
       </w:r>
       <w:proofErr w:type="spellStart"/>
       <w:r>
@@ -10986,13 +10890,7 @@
         </w:numPr>
       </w:pPr>
       <w:r>
-        <w:t>Byte 4</w:t>
-      </w:r>
-      <w:r>
-        <w:t xml:space="preserve">: </w:t>
-      </w:r>
-      <w:r>
-        <w:t>Hora</w:t>
+        <w:t>Byte 4: Hora</w:t>
       </w:r>
     </w:p>
     <w:p>
@@ -11004,13 +10902,7 @@
         </w:numPr>
       </w:pPr>
       <w:r>
-        <w:t>Bits 0–4</w:t>
-      </w:r>
-      <w:r>
-        <w:t xml:space="preserve">: </w:t>
-      </w:r>
-      <w:r>
-        <w:t>hora (0–23)</w:t>
+        <w:t>Bits 0–4: hora (0–23)</w:t>
       </w:r>
     </w:p>
     <w:p>
@@ -11022,13 +10914,7 @@
         </w:numPr>
       </w:pPr>
       <w:r>
-        <w:t>Bit 7</w:t>
-      </w:r>
-      <w:r>
-        <w:t xml:space="preserve">: </w:t>
-      </w:r>
-      <w:r>
-        <w:t>bandera verano (SU)</w:t>
+        <w:t>Bit 7: bandera verano (SU)</w:t>
       </w:r>
     </w:p>
     <w:p>
@@ -11040,13 +10926,7 @@
         </w:numPr>
       </w:pPr>
       <w:r>
-        <w:t>Byte 5</w:t>
-      </w:r>
-      <w:r>
-        <w:t xml:space="preserve">: </w:t>
-      </w:r>
-      <w:r>
-        <w:t>Día del mes + día semana</w:t>
+        <w:t>Byte 5: Día del mes + día semana</w:t>
       </w:r>
     </w:p>
     <w:p>
@@ -11058,13 +10938,7 @@
         </w:numPr>
       </w:pPr>
       <w:r>
-        <w:t>Byte 6</w:t>
-      </w:r>
-      <w:r>
-        <w:t xml:space="preserve">: </w:t>
-      </w:r>
-      <w:r>
-        <w:t>Mes (1–12)</w:t>
+        <w:t>Byte 6: Mes (1–12)</w:t>
       </w:r>
     </w:p>
     <w:p>
@@ -11076,13 +10950,7 @@
         </w:numPr>
       </w:pPr>
       <w:r>
-        <w:t>Byte 7</w:t>
-      </w:r>
-      <w:r>
-        <w:t xml:space="preserve">: </w:t>
-      </w:r>
-      <w:r>
-        <w:t>Año (00–99)</w:t>
+        <w:t>Byte 7: Año (00–99)</w:t>
       </w:r>
     </w:p>
     <w:p>
@@ -11091,6 +10959,9 @@
         <w:jc w:val="center"/>
       </w:pPr>
       <w:r>
+        <w:rPr>
+          <w:noProof/>
+        </w:rPr>
         <w:drawing>
           <wp:inline distT="0" distB="0" distL="0" distR="0" wp14:anchorId="6188BD0E" wp14:editId="1EBD6E32">
             <wp:extent cx="3292125" cy="1204064"/>
